--- a/dwi_pipeline/docs/papers/Griffis_later.docx
+++ b/dwi_pipeline/docs/papers/Griffis_later.docx
@@ -1329,12 +1329,459 @@
         <w:pStyle w:val="Heading2"/>
       </w:pPr>
       <w:r>
-        <w:t>4. Additional Griffis-lineage papers worth knowing</w:t>
+        <w:t>4. Parallel lineage — Boes / Fox / Kletenik lesion-network mapping</w:t>
       </w:r>
     </w:p>
     <w:p>
       <w:r>
-        <w:t>Beyond the three above, the following are frequently cited in this literature:</w:t>
+        <w:t xml:space="preserve">An adjacent but distinct methodological family developed in parallel to the Griffis SDC lineage. Where Griffis-style SDC uses </w:t>
+      </w:r>
+      <w:r>
+        <w:rPr>
+          <w:b/>
+        </w:rPr>
+        <w:t>structural</w:t>
+      </w:r>
+      <w:r>
+        <w:t xml:space="preserve"> (white-matter tract) disconnection, Boes/Fox-style </w:t>
+      </w:r>
+      <w:r>
+        <w:rPr>
+          <w:b/>
+        </w:rPr>
+        <w:t>lesion network mapping (LNM)</w:t>
+      </w:r>
+      <w:r>
+        <w:t xml:space="preserve"> uses </w:t>
+      </w:r>
+      <w:r>
+        <w:rPr>
+          <w:b/>
+        </w:rPr>
+        <w:t>functional</w:t>
+      </w:r>
+      <w:r>
+        <w:t xml:space="preserve"> connectivity from a normative rs-fMRI atlas to identify brain networks affected by the lesion. Both lineages sit under the umbrella of "lesion → network dysfunction → symptom" work but arrive at it from different modalities.</w:t>
+      </w:r>
+    </w:p>
+    <w:p>
+      <w:pPr>
+        <w:pStyle w:val="Heading3"/>
+      </w:pPr>
+      <w:r>
+        <w:t>4a. Boes et al. 2015 — Lesion network mapping</w:t>
+      </w:r>
+    </w:p>
+    <w:p>
+      <w:r>
+        <w:rPr>
+          <w:b/>
+        </w:rPr>
+        <w:t>Reference:</w:t>
+      </w:r>
+      <w:r>
+        <w:t xml:space="preserve"> Boes, Prasad, Liu, Liu, Pascual-Leone, Caviness, Fox (2015). </w:t>
+      </w:r>
+      <w:r>
+        <w:rPr>
+          <w:i/>
+        </w:rPr>
+        <w:t>Network localization of neurological symptoms from focal brain lesions.</w:t>
+      </w:r>
+      <w:r>
+        <w:t xml:space="preserve"> </w:t>
+      </w:r>
+      <w:r>
+        <w:rPr>
+          <w:b/>
+        </w:rPr>
+        <w:t>Brain 138(10):3061–3075.</w:t>
+      </w:r>
+      <w:r>
+        <w:t xml:space="preserve"> DOI: </w:t>
+      </w:r>
+      <w:r>
+        <w:rPr>
+          <w:color w:val="1F4E79"/>
+          <w:u w:val="single"/>
+        </w:rPr>
+        <w:t>10.1093/brain/awv228</w:t>
+      </w:r>
+    </w:p>
+    <w:p>
+      <w:r>
+        <w:rPr>
+          <w:b/>
+        </w:rPr>
+        <w:t>What they did:</w:t>
+      </w:r>
+    </w:p>
+    <w:p>
+      <w:pPr>
+        <w:pStyle w:val="ListBullet"/>
+      </w:pPr>
+      <w:r>
+        <w:t xml:space="preserve">Instead of asking </w:t>
+      </w:r>
+      <w:r>
+        <w:rPr>
+          <w:i/>
+        </w:rPr>
+        <w:t>which tracts does the lesion damage?</w:t>
+      </w:r>
+      <w:r>
+        <w:t>, asked *which</w:t>
+      </w:r>
+    </w:p>
+    <w:p>
+      <w:r>
+        <w:t xml:space="preserve">  functional networks does the lesion location connect to in a healthy brain?*</w:t>
+      </w:r>
+    </w:p>
+    <w:p>
+      <w:pPr>
+        <w:pStyle w:val="ListBullet"/>
+      </w:pPr>
+      <w:r>
+        <w:t>Overlaid patient lesion masks (MNI) on a **normative rs-fMRI connectivity</w:t>
+      </w:r>
+    </w:p>
+    <w:p>
+      <w:r>
+        <w:t xml:space="preserve">  atlas** built from healthy participants.</w:t>
+      </w:r>
+    </w:p>
+    <w:p>
+      <w:pPr>
+        <w:pStyle w:val="ListBullet"/>
+      </w:pPr>
+      <w:r>
+        <w:t>For each voxel in the lesion, extracted the healthy-brain functional</w:t>
+      </w:r>
+    </w:p>
+    <w:p>
+      <w:r>
+        <w:t xml:space="preserve">  connectivity map — i.e. which distant voxels are functionally connected to   the lesioned area in healthy people.</w:t>
+      </w:r>
+    </w:p>
+    <w:p>
+      <w:pPr>
+        <w:pStyle w:val="ListBullet"/>
+      </w:pPr>
+      <w:r>
+        <w:t>Aggregated across all voxels of the lesion to produce a per-patient</w:t>
+      </w:r>
+    </w:p>
+    <w:p>
+      <w:r>
+        <w:t xml:space="preserve">  "lesion network map."</w:t>
+      </w:r>
+    </w:p>
+    <w:p>
+      <w:pPr>
+        <w:pStyle w:val="ListBullet"/>
+      </w:pPr>
+      <w:r>
+        <w:t>Showed that specific neurological symptoms map to specific lesion networks</w:t>
+      </w:r>
+    </w:p>
+    <w:p>
+      <w:r>
+        <w:t xml:space="preserve">  across heterogeneous lesion locations.</w:t>
+      </w:r>
+    </w:p>
+    <w:p>
+      <w:r>
+        <w:rPr>
+          <w:b/>
+        </w:rPr>
+        <w:t>Why it matters for our paper:</w:t>
+      </w:r>
+    </w:p>
+    <w:p>
+      <w:pPr>
+        <w:pStyle w:val="ListBullet"/>
+      </w:pPr>
+      <w:r>
+        <w:t xml:space="preserve">Established the lesion-network-mapping paradigm — a </w:t>
+      </w:r>
+      <w:r>
+        <w:rPr>
+          <w:b/>
+        </w:rPr>
+        <w:t>parallel</w:t>
+      </w:r>
+      <w:r>
+        <w:t xml:space="preserve"> approach</w:t>
+      </w:r>
+    </w:p>
+    <w:p>
+      <w:r>
+        <w:t xml:space="preserve">  to Griffis-style SDC that is now widely used.</w:t>
+      </w:r>
+    </w:p>
+    <w:p>
+      <w:pPr>
+        <w:pStyle w:val="ListBullet"/>
+      </w:pPr>
+      <w:r>
+        <w:t>Foundational reference in the broader "lesion → network" literature that</w:t>
+      </w:r>
+    </w:p>
+    <w:p>
+      <w:r>
+        <w:t xml:space="preserve">  reviewers expect to see cited.</w:t>
+      </w:r>
+    </w:p>
+    <w:p>
+      <w:pPr>
+        <w:pStyle w:val="ListBullet"/>
+      </w:pPr>
+      <w:r>
+        <w:rPr>
+          <w:b/>
+        </w:rPr>
+        <w:t>Contrast to our approach:</w:t>
+      </w:r>
+      <w:r>
+        <w:t xml:space="preserve"> we use </w:t>
+      </w:r>
+      <w:r>
+        <w:rPr>
+          <w:i/>
+        </w:rPr>
+        <w:t>patient-specific</w:t>
+      </w:r>
+      <w:r>
+        <w:t xml:space="preserve"> SDC from *individual</w:t>
+      </w:r>
+    </w:p>
+    <w:p>
+      <w:r>
+        <w:t xml:space="preserve">  DWI</w:t>
+      </w:r>
+      <w:r>
+        <w:rPr>
+          <w:i/>
+        </w:rPr>
+        <w:t xml:space="preserve">; Boes uses </w:t>
+      </w:r>
+      <w:r>
+        <w:t>normative</w:t>
+      </w:r>
+      <w:r>
+        <w:rPr>
+          <w:i/>
+        </w:rPr>
+        <w:t xml:space="preserve"> FC from </w:t>
+      </w:r>
+      <w:r>
+        <w:t>lesion location alone*. Both use   normative reference data, but Boes doesn't need patient imaging beyond the   lesion mask.</w:t>
+      </w:r>
+    </w:p>
+    <w:p>
+      <w:pPr>
+        <w:pStyle w:val="Heading3"/>
+      </w:pPr>
+      <w:r>
+        <w:t>4b. Fox 2018 — Lesion network mapping paradigm (editorial synthesis)</w:t>
+      </w:r>
+    </w:p>
+    <w:p>
+      <w:r>
+        <w:rPr>
+          <w:b/>
+        </w:rPr>
+        <w:t>Reference:</w:t>
+      </w:r>
+      <w:r>
+        <w:t xml:space="preserve"> Fox (2018). </w:t>
+      </w:r>
+      <w:r>
+        <w:rPr>
+          <w:i/>
+        </w:rPr>
+        <w:t>Mapping symptoms to brain networks with the human connectome.</w:t>
+      </w:r>
+      <w:r>
+        <w:t xml:space="preserve"> </w:t>
+      </w:r>
+      <w:r>
+        <w:rPr>
+          <w:b/>
+        </w:rPr>
+        <w:t>New England Journal of Medicine 379(23):2237–2245.</w:t>
+      </w:r>
+      <w:r>
+        <w:t xml:space="preserve"> DOI: </w:t>
+      </w:r>
+      <w:r>
+        <w:rPr>
+          <w:color w:val="1F4E79"/>
+          <w:u w:val="single"/>
+        </w:rPr>
+        <w:t>10.1056/NEJMra1706158</w:t>
+      </w:r>
+    </w:p>
+    <w:p>
+      <w:r>
+        <w:rPr>
+          <w:b/>
+        </w:rPr>
+        <w:t>What it did:</w:t>
+      </w:r>
+    </w:p>
+    <w:p>
+      <w:pPr>
+        <w:pStyle w:val="ListBullet"/>
+      </w:pPr>
+      <w:r>
+        <w:t xml:space="preserve">Editorial-style review in </w:t>
+      </w:r>
+      <w:r>
+        <w:rPr>
+          <w:i/>
+        </w:rPr>
+        <w:t>NEJM</w:t>
+      </w:r>
+      <w:r>
+        <w:t xml:space="preserve"> synthesizing the lesion-network-mapping</w:t>
+      </w:r>
+    </w:p>
+    <w:p>
+      <w:r>
+        <w:t xml:space="preserve">  paradigm for a clinical audience.</w:t>
+      </w:r>
+    </w:p>
+    <w:p>
+      <w:pPr>
+        <w:pStyle w:val="ListBullet"/>
+      </w:pPr>
+      <w:r>
+        <w:t>Established the terminology, method framework, and clinical potential of</w:t>
+      </w:r>
+    </w:p>
+    <w:p>
+      <w:r>
+        <w:t xml:space="preserve">  mapping lesion locations to human-connectome-atlas-defined networks.</w:t>
+      </w:r>
+    </w:p>
+    <w:p>
+      <w:pPr>
+        <w:pStyle w:val="ListBullet"/>
+      </w:pPr>
+      <w:r>
+        <w:t xml:space="preserve">High-visibility reference — the </w:t>
+      </w:r>
+      <w:r>
+        <w:rPr>
+          <w:i/>
+        </w:rPr>
+        <w:t>NEJM</w:t>
+      </w:r>
+      <w:r>
+        <w:t xml:space="preserve"> citation lends legitimacy to the</w:t>
+      </w:r>
+    </w:p>
+    <w:p>
+      <w:r>
+        <w:t xml:space="preserve">  broader network-mapping approach.</w:t>
+      </w:r>
+    </w:p>
+    <w:p>
+      <w:r>
+        <w:rPr>
+          <w:b/>
+        </w:rPr>
+        <w:t>Why it matters for our paper:</w:t>
+      </w:r>
+    </w:p>
+    <w:p>
+      <w:pPr>
+        <w:pStyle w:val="ListBullet"/>
+      </w:pPr>
+      <w:r>
+        <w:t>Not a direct methodological precedent (it's a review, not a primary study)</w:t>
+      </w:r>
+    </w:p>
+    <w:p>
+      <w:r>
+        <w:t xml:space="preserve">  but the highest-visibility overview of the parallel lineage.</w:t>
+      </w:r>
+    </w:p>
+    <w:p>
+      <w:pPr>
+        <w:pStyle w:val="ListBullet"/>
+      </w:pPr>
+      <w:r>
+        <w:t>Cite in Paper 2 introduction alongside Griffis 2019 to position our work in</w:t>
+      </w:r>
+    </w:p>
+    <w:p>
+      <w:r>
+        <w:t xml:space="preserve">  the broader "lesion → network → symptom" landscape.</w:t>
+      </w:r>
+    </w:p>
+    <w:p>
+      <w:pPr>
+        <w:pStyle w:val="ListBullet"/>
+      </w:pPr>
+      <w:r>
+        <w:t>If reviewers ask why we don't use lesion network mapping directly, this is</w:t>
+      </w:r>
+    </w:p>
+    <w:p>
+      <w:r>
+        <w:t xml:space="preserve">  the paper that describes what they'd be asking us to do — and we can   distinguish our SDC-based approach as complementary.</w:t>
+      </w:r>
+    </w:p>
+    <w:p>
+      <w:pPr>
+        <w:pStyle w:val="Heading3"/>
+      </w:pPr>
+      <w:r>
+        <w:t>4c. Kletenik and follow-up applications</w:t>
+      </w:r>
+    </w:p>
+    <w:p>
+      <w:r>
+        <w:t>Multiple papers from Fox's lab (2020–2023) applied lesion network mapping to diverse symptom domains — depression, memory, addiction, movement disorders, etc. Not directly comparable to our disconnection-outcomes paper, but the broader field is aware of them.</w:t>
+      </w:r>
+    </w:p>
+    <w:p>
+      <w:r>
+        <w:t xml:space="preserve">The Griffis 2019 → Salvalaggio 2020 → Talozzi 2023 line is the </w:t>
+      </w:r>
+      <w:r>
+        <w:rPr>
+          <w:b/>
+        </w:rPr>
+        <w:t>direct lineage</w:t>
+      </w:r>
+      <w:r>
+        <w:t xml:space="preserve"> we're extending. The Boes 2015 → Fox 2018 → Kletenik lineage is a </w:t>
+      </w:r>
+      <w:r>
+        <w:rPr>
+          <w:b/>
+        </w:rPr>
+        <w:t>parallel lineage</w:t>
+      </w:r>
+      <w:r>
+        <w:t xml:space="preserve"> on rs-fMRI-based lesion network mapping that we cite for completeness in the intro but do not directly extend.</w:t>
+      </w:r>
+    </w:p>
+    <w:p>
+      <w:pPr>
+        <w:pStyle w:val="Heading2"/>
+      </w:pPr>
+      <w:r>
+        <w:t>4d. Additional lineage references worth knowing</w:t>
+      </w:r>
+    </w:p>
+    <w:p>
+      <w:r>
+        <w:t>Beyond the parallel LNM lineage, the following are frequently cited:</w:t>
       </w:r>
     </w:p>
     <w:tbl>
@@ -1470,7 +1917,7 @@
           <w:p>
             <w:r/>
             <w:r>
-              <w:t>Extended their 2019 framework longitudinally</w:t>
+              <w:t>Extended 2019 framework longitudinally</w:t>
             </w:r>
           </w:p>
         </w:tc>
@@ -1527,113 +1974,8 @@
           </w:p>
         </w:tc>
       </w:tr>
-      <w:tr>
-        <w:tc>
-          <w:tcPr>
-            <w:tcW w:type="dxa" w:w="3216"/>
-          </w:tcPr>
-          <w:p>
-            <w:r/>
-            <w:r>
-              <w:rPr>
-                <w:b/>
-              </w:rPr>
-              <w:t>Boes et al. 2015 Brain</w:t>
-            </w:r>
-            <w:r>
-              <w:t xml:space="preserve"> — lesion network mapping using rs-fMRI</w:t>
-            </w:r>
-          </w:p>
-        </w:tc>
-        <w:tc>
-          <w:tcPr>
-            <w:tcW w:type="dxa" w:w="3216"/>
-          </w:tcPr>
-          <w:p>
-            <w:r/>
-            <w:r>
-              <w:t>Established the lesion-network-mapping paradigm</w:t>
-            </w:r>
-          </w:p>
-        </w:tc>
-        <w:tc>
-          <w:tcPr>
-            <w:tcW w:type="dxa" w:w="3216"/>
-          </w:tcPr>
-          <w:p>
-            <w:r/>
-            <w:r>
-              <w:t>Cite in intro as parallel lineage</w:t>
-            </w:r>
-          </w:p>
-        </w:tc>
-      </w:tr>
-      <w:tr>
-        <w:tc>
-          <w:tcPr>
-            <w:tcW w:type="dxa" w:w="3216"/>
-          </w:tcPr>
-          <w:p>
-            <w:r/>
-            <w:r>
-              <w:rPr>
-                <w:b/>
-              </w:rPr>
-              <w:t>Kletenik / Fox lab papers 2020–2023</w:t>
-            </w:r>
-            <w:r>
-              <w:t xml:space="preserve"> — lesion network mapping applications</w:t>
-            </w:r>
-          </w:p>
-        </w:tc>
-        <w:tc>
-          <w:tcPr>
-            <w:tcW w:type="dxa" w:w="3216"/>
-          </w:tcPr>
-          <w:p>
-            <w:r/>
-            <w:r>
-              <w:t>Extended lesion-network-mapping to symptoms, novel targets</w:t>
-            </w:r>
-          </w:p>
-        </w:tc>
-        <w:tc>
-          <w:tcPr>
-            <w:tcW w:type="dxa" w:w="3216"/>
-          </w:tcPr>
-          <w:p>
-            <w:r/>
-            <w:r>
-              <w:t>Cite in intro as parallel lineage</w:t>
-            </w:r>
-          </w:p>
-        </w:tc>
-      </w:tr>
     </w:tbl>
     <w:p/>
-    <w:p>
-      <w:r>
-        <w:t xml:space="preserve">The Griffis 2019 → Salvalaggio 2020 → Talozzi 2023 line is the </w:t>
-      </w:r>
-      <w:r>
-        <w:rPr>
-          <w:b/>
-        </w:rPr>
-        <w:t>direct lineage</w:t>
-      </w:r>
-      <w:r>
-        <w:t xml:space="preserve"> we're extending; the Boes / Fox / Kletenik line is a </w:t>
-      </w:r>
-      <w:r>
-        <w:rPr>
-          <w:b/>
-        </w:rPr>
-        <w:t>parallel lineage</w:t>
-      </w:r>
-      <w:r>
-        <w:t xml:space="preserve"> on rs-fMRI-based lesion network mapping that we should cite for completeness in the intro but that we're not directly extending.</w:t>
-      </w:r>
-    </w:p>
     <w:p>
       <w:pPr>
         <w:spacing w:before="120" w:after="120"/>
